--- a/Haftalık Raporlar/Rapor-1.docx
+++ b/Haftalık Raporlar/Rapor-1.docx
@@ -15,55 +15,17 @@
         <w:pStyle w:val="Subtitle"/>
       </w:pPr>
       <w:r>
-        <w:t>Haftalık İlerleme Raporu</w:t>
+        <w:t>Haftalık Çalışma Raporu</w:t>
       </w:r>
     </w:p>
     <w:p>
-      <w:r/>
       <w:r>
-        <w:rPr>
-          <w:b/>
-        </w:rPr>
-        <w:t>Toplantı tarihi:</w:t>
-      </w:r>
-      <w:r>
-        <w:t xml:space="preserve"> 19 Ekim 2026</w:t>
+        <w:t>19 Ekim 2026 | Proje ekibi</w:t>
       </w:r>
     </w:p>
     <w:p>
-      <w:r/>
       <w:r>
-        <w:rPr>
-          <w:b/>
-        </w:rPr>
-        <w:t>Hazırlayan:</w:t>
-      </w:r>
-      <w:r>
-        <w:t xml:space="preserve"> Mertcan Taşkıran</w:t>
-      </w:r>
-    </w:p>
-    <w:p>
-      <w:r/>
-      <w:r>
-        <w:rPr>
-          <w:b/>
-        </w:rPr>
-        <w:t>Danışman:</w:t>
-      </w:r>
-      <w:r>
-        <w:t xml:space="preserve"> Koray Hoca</w:t>
-      </w:r>
-    </w:p>
-    <w:p>
-      <w:r/>
-      <w:r>
-        <w:rPr>
-          <w:b/>
-        </w:rPr>
-        <w:t>Kapsam:</w:t>
-      </w:r>
-      <w:r>
-        <w:t xml:space="preserve"> Mobil uygulama, yerel dil modeli denemeleri, senaryo grafı ve video akışı üzerine yürüttüğüm çalışmalar. Ekip arkadaşımın devam eden model eğitiminin sonuçları bu raporda tamamlanmış iş olarak değerlendirilmemiştir.</w:t>
+        <w:t>Bu hafta mobil uygulama, yerel dil modelleri ve dallanan senaryo yapısı üzerinde çalıştık. Modelden gelen senaryoyu grafa dönüştürmeyi ve ayrı bir hazır örnek üzerinde videoları kullanıcının seçimine göre oynatmayı başardık. Ancak bu iki bölüm henüz birbirine bağlı değil. Model çıktılarının kalitesi de istediğimiz düzeye ulaşmadı. Fine-tuning yapıp eğitilmiş modeli denememize rağmen yeterli sonuç alamadık.</w:t>
       </w:r>
     </w:p>
     <w:p>
@@ -71,18 +33,12 @@
         <w:pStyle w:val="Heading1"/>
       </w:pPr>
       <w:r>
-        <w:t>Haftalık hedefler ve genel durum</w:t>
-      </w:r>
-    </w:p>
-    <w:p>
-      <w:r>
-        <w:t>Bu hafta yerel bir dil modelini mobil uygulamada çalıştırmayı, üretilen senaryoları dallanan bir yapıya dönüştürmeyi ve kısa videoları bu yapıyla ilişkilendirmeyi hedefledik. Ayrıca isme yönelme/baş dönüşü analizine yönelik çalışmaları ilerletmek, uygulamaya video yüklemek ve iOS üzerinde çalışmayı kontrol etmek planlandı.</w:t>
+        <w:t>Haftalık hedeflerde son durum</w:t>
       </w:r>
     </w:p>
     <w:tbl>
       <w:tblPr>
         <w:tblW w:type="auto" w:w="0"/>
-        <w:jc w:val="center"/>
         <w:tblLayout w:type="fixed"/>
         <w:tblLook w:firstColumn="1" w:firstRow="1" w:lastColumn="0" w:lastRow="0" w:noHBand="0" w:noVBand="1" w:val="04A0"/>
         <w:tblBorders>
@@ -95,9 +51,8 @@
         </w:tblBorders>
       </w:tblPr>
       <w:tblGrid>
-        <w:gridCol w:w="2952"/>
-        <w:gridCol w:w="1944"/>
-        <w:gridCol w:w="5040"/>
+        <w:gridCol w:w="3096"/>
+        <w:gridCol w:w="6840"/>
       </w:tblGrid>
       <w:tr>
         <w:trPr>
@@ -106,76 +61,51 @@
         </w:trPr>
         <w:tc>
           <w:tcPr>
-            <w:tcW w:type="dxa" w:w="2952"/>
+            <w:tcW w:type="dxa" w:w="3096"/>
             <w:vAlign w:val="center"/>
             <w:shd w:fill="E5EBF1"/>
             <w:tcMar>
-              <w:top w:w="85" w:type="dxa"/>
-              <w:left w:w="85" w:type="dxa"/>
-              <w:bottom w:w="85" w:type="dxa"/>
-              <w:right w:w="85" w:type="dxa"/>
+              <w:top w:w="90" w:type="dxa"/>
+              <w:left w:w="90" w:type="dxa"/>
+              <w:bottom w:w="90" w:type="dxa"/>
+              <w:right w:w="90" w:type="dxa"/>
             </w:tcMar>
           </w:tcPr>
           <w:p>
             <w:pPr>
-              <w:spacing w:after="60" w:before="60" w:line="245" w:lineRule="auto"/>
+              <w:spacing w:before="80" w:after="80"/>
             </w:pPr>
             <w:r>
               <w:rPr>
                 <w:b/>
-                <w:sz w:val="19"/>
+                <w:sz w:val="20"/>
               </w:rPr>
-              <w:t>Haftalık hedef</w:t>
+              <w:t>Hedef</w:t>
             </w:r>
           </w:p>
         </w:tc>
         <w:tc>
           <w:tcPr>
-            <w:tcW w:type="dxa" w:w="1944"/>
+            <w:tcW w:type="dxa" w:w="6840"/>
             <w:vAlign w:val="center"/>
             <w:shd w:fill="E5EBF1"/>
             <w:tcMar>
-              <w:top w:w="85" w:type="dxa"/>
-              <w:left w:w="85" w:type="dxa"/>
-              <w:bottom w:w="85" w:type="dxa"/>
-              <w:right w:w="85" w:type="dxa"/>
+              <w:top w:w="90" w:type="dxa"/>
+              <w:left w:w="90" w:type="dxa"/>
+              <w:bottom w:w="90" w:type="dxa"/>
+              <w:right w:w="90" w:type="dxa"/>
             </w:tcMar>
           </w:tcPr>
           <w:p>
             <w:pPr>
-              <w:spacing w:after="60" w:before="60" w:line="245" w:lineRule="auto"/>
+              <w:spacing w:before="80" w:after="80"/>
             </w:pPr>
             <w:r>
               <w:rPr>
                 <w:b/>
-                <w:sz w:val="19"/>
+                <w:sz w:val="20"/>
               </w:rPr>
               <w:t>Durum</w:t>
-            </w:r>
-          </w:p>
-        </w:tc>
-        <w:tc>
-          <w:tcPr>
-            <w:tcW w:type="dxa" w:w="5040"/>
-            <w:vAlign w:val="center"/>
-            <w:shd w:fill="E5EBF1"/>
-            <w:tcMar>
-              <w:top w:w="85" w:type="dxa"/>
-              <w:left w:w="85" w:type="dxa"/>
-              <w:bottom w:w="85" w:type="dxa"/>
-              <w:right w:w="85" w:type="dxa"/>
-            </w:tcMar>
-          </w:tcPr>
-          <w:p>
-            <w:pPr>
-              <w:spacing w:after="60" w:before="60" w:line="245" w:lineRule="auto"/>
-            </w:pPr>
-            <w:r>
-              <w:rPr>
-                <w:b/>
-                <w:sz w:val="19"/>
-              </w:rPr>
-              <w:t>Ulaşılan nokta</w:t>
             </w:r>
           </w:p>
         </w:tc>
@@ -186,76 +116,51 @@
         </w:trPr>
         <w:tc>
           <w:tcPr>
-            <w:tcW w:type="dxa" w:w="2952"/>
+            <w:tcW w:type="dxa" w:w="3096"/>
             <w:vAlign w:val="center"/>
             <w:shd w:fill="FFFFFF"/>
             <w:tcMar>
-              <w:top w:w="85" w:type="dxa"/>
-              <w:left w:w="85" w:type="dxa"/>
-              <w:bottom w:w="85" w:type="dxa"/>
-              <w:right w:w="85" w:type="dxa"/>
+              <w:top w:w="90" w:type="dxa"/>
+              <w:left w:w="90" w:type="dxa"/>
+              <w:bottom w:w="90" w:type="dxa"/>
+              <w:right w:w="90" w:type="dxa"/>
             </w:tcMar>
           </w:tcPr>
           <w:p>
             <w:pPr>
-              <w:spacing w:after="60" w:before="60" w:line="245" w:lineRule="auto"/>
+              <w:spacing w:before="80" w:after="80"/>
             </w:pPr>
             <w:r>
               <w:rPr>
                 <w:b w:val="0"/>
-                <w:sz w:val="19"/>
+                <w:sz w:val="20"/>
               </w:rPr>
-              <w:t>Yerel LLM ile örnek senaryo üretimi ve uygulama bağlantısı</w:t>
+              <w:t>Yerel modelle senaryo üretimi</w:t>
             </w:r>
           </w:p>
         </w:tc>
         <w:tc>
           <w:tcPr>
-            <w:tcW w:type="dxa" w:w="1944"/>
+            <w:tcW w:type="dxa" w:w="6840"/>
             <w:vAlign w:val="center"/>
             <w:shd w:fill="FFFFFF"/>
             <w:tcMar>
-              <w:top w:w="85" w:type="dxa"/>
-              <w:left w:w="85" w:type="dxa"/>
-              <w:bottom w:w="85" w:type="dxa"/>
-              <w:right w:w="85" w:type="dxa"/>
+              <w:top w:w="90" w:type="dxa"/>
+              <w:left w:w="90" w:type="dxa"/>
+              <w:bottom w:w="90" w:type="dxa"/>
+              <w:right w:w="90" w:type="dxa"/>
             </w:tcMar>
           </w:tcPr>
           <w:p>
             <w:pPr>
-              <w:spacing w:after="60" w:before="60" w:line="245" w:lineRule="auto"/>
+              <w:spacing w:before="80" w:after="80"/>
             </w:pPr>
             <w:r>
               <w:rPr>
                 <w:b w:val="0"/>
-                <w:sz w:val="19"/>
+                <w:sz w:val="20"/>
               </w:rPr>
-              <w:t>Kısmen tamamlandı</w:t>
-            </w:r>
-          </w:p>
-        </w:tc>
-        <w:tc>
-          <w:tcPr>
-            <w:tcW w:type="dxa" w:w="5040"/>
-            <w:vAlign w:val="center"/>
-            <w:shd w:fill="FFFFFF"/>
-            <w:tcMar>
-              <w:top w:w="85" w:type="dxa"/>
-              <w:left w:w="85" w:type="dxa"/>
-              <w:bottom w:w="85" w:type="dxa"/>
-              <w:right w:w="85" w:type="dxa"/>
-            </w:tcMar>
-          </w:tcPr>
-          <w:p>
-            <w:pPr>
-              <w:spacing w:after="60" w:before="60" w:line="245" w:lineRule="auto"/>
-            </w:pPr>
-            <w:r>
-              <w:rPr>
-                <w:b w:val="0"/>
-                <w:sz w:val="19"/>
-              </w:rPr>
-              <w:t>Gerçek yerel çıkarım çalışıyor. Qwen cevabından senaryo grafı oluşturuldu; içerik kalitesi henüz güvenilir değil.</w:t>
+              <w:t>Bağlantı çalışıyor; içerik kalitesi üzerinde çalışma gerekiyor.</w:t>
             </w:r>
           </w:p>
         </w:tc>
@@ -266,76 +171,51 @@
         </w:trPr>
         <w:tc>
           <w:tcPr>
-            <w:tcW w:type="dxa" w:w="2952"/>
+            <w:tcW w:type="dxa" w:w="3096"/>
             <w:vAlign w:val="center"/>
             <w:shd w:fill="F7F8FA"/>
             <w:tcMar>
-              <w:top w:w="85" w:type="dxa"/>
-              <w:left w:w="85" w:type="dxa"/>
-              <w:bottom w:w="85" w:type="dxa"/>
-              <w:right w:w="85" w:type="dxa"/>
+              <w:top w:w="90" w:type="dxa"/>
+              <w:left w:w="90" w:type="dxa"/>
+              <w:bottom w:w="90" w:type="dxa"/>
+              <w:right w:w="90" w:type="dxa"/>
             </w:tcMar>
           </w:tcPr>
           <w:p>
             <w:pPr>
-              <w:spacing w:after="60" w:before="60" w:line="245" w:lineRule="auto"/>
+              <w:spacing w:before="80" w:after="80"/>
             </w:pPr>
             <w:r>
               <w:rPr>
                 <w:b w:val="0"/>
-                <w:sz w:val="19"/>
+                <w:sz w:val="20"/>
               </w:rPr>
-              <w:t>Basit dallanan senaryo/video grafı</w:t>
+              <w:t>Dallanan senaryo grafı</w:t>
             </w:r>
           </w:p>
         </w:tc>
         <w:tc>
           <w:tcPr>
-            <w:tcW w:type="dxa" w:w="1944"/>
+            <w:tcW w:type="dxa" w:w="6840"/>
             <w:vAlign w:val="center"/>
             <w:shd w:fill="F7F8FA"/>
             <w:tcMar>
-              <w:top w:w="85" w:type="dxa"/>
-              <w:left w:w="85" w:type="dxa"/>
-              <w:bottom w:w="85" w:type="dxa"/>
-              <w:right w:w="85" w:type="dxa"/>
+              <w:top w:w="90" w:type="dxa"/>
+              <w:left w:w="90" w:type="dxa"/>
+              <w:bottom w:w="90" w:type="dxa"/>
+              <w:right w:w="90" w:type="dxa"/>
             </w:tcMar>
           </w:tcPr>
           <w:p>
             <w:pPr>
-              <w:spacing w:after="60" w:before="60" w:line="245" w:lineRule="auto"/>
+              <w:spacing w:before="80" w:after="80"/>
             </w:pPr>
             <w:r>
               <w:rPr>
                 <w:b w:val="0"/>
-                <w:sz w:val="19"/>
+                <w:sz w:val="20"/>
               </w:rPr>
-              <w:t>Temel yapı tamamlandı; bütünleşme kısmi</w:t>
-            </w:r>
-          </w:p>
-        </w:tc>
-        <w:tc>
-          <w:tcPr>
-            <w:tcW w:type="dxa" w:w="5040"/>
-            <w:vAlign w:val="center"/>
-            <w:shd w:fill="F7F8FA"/>
-            <w:tcMar>
-              <w:top w:w="85" w:type="dxa"/>
-              <w:left w:w="85" w:type="dxa"/>
-              <w:bottom w:w="85" w:type="dxa"/>
-              <w:right w:w="85" w:type="dxa"/>
-            </w:tcMar>
-          </w:tcPr>
-          <w:p>
-            <w:pPr>
-              <w:spacing w:after="60" w:before="60" w:line="245" w:lineRule="auto"/>
-            </w:pPr>
-            <w:r>
-              <w:rPr>
-                <w:b w:val="0"/>
-                <w:sz w:val="19"/>
-              </w:rPr>
-              <w:t>Senaryodan graf dönüşümü ve graf gösterimi çalışıyor. Hazır D01 örneğinde kullanıcı seçimli video oynatma var.</w:t>
+              <w:t>Senaryodan graf oluşturma ve görüntüleme tamamlandı.</w:t>
             </w:r>
           </w:p>
         </w:tc>
@@ -346,76 +226,51 @@
         </w:trPr>
         <w:tc>
           <w:tcPr>
-            <w:tcW w:type="dxa" w:w="2952"/>
+            <w:tcW w:type="dxa" w:w="3096"/>
             <w:vAlign w:val="center"/>
             <w:shd w:fill="FFFFFF"/>
             <w:tcMar>
-              <w:top w:w="85" w:type="dxa"/>
-              <w:left w:w="85" w:type="dxa"/>
-              <w:bottom w:w="85" w:type="dxa"/>
-              <w:right w:w="85" w:type="dxa"/>
+              <w:top w:w="90" w:type="dxa"/>
+              <w:left w:w="90" w:type="dxa"/>
+              <w:bottom w:w="90" w:type="dxa"/>
+              <w:right w:w="90" w:type="dxa"/>
             </w:tcMar>
           </w:tcPr>
           <w:p>
             <w:pPr>
-              <w:spacing w:after="60" w:before="60" w:line="245" w:lineRule="auto"/>
+              <w:spacing w:before="80" w:after="80"/>
             </w:pPr>
             <w:r>
               <w:rPr>
                 <w:b w:val="0"/>
-                <w:sz w:val="19"/>
+                <w:sz w:val="20"/>
               </w:rPr>
-              <w:t>Kısa videoları üretme ve sahnelerle eşleştirme</w:t>
+              <w:t>Kısa videolar ve sahne eşleştirme</w:t>
             </w:r>
           </w:p>
         </w:tc>
         <w:tc>
           <w:tcPr>
-            <w:tcW w:type="dxa" w:w="1944"/>
+            <w:tcW w:type="dxa" w:w="6840"/>
             <w:vAlign w:val="center"/>
             <w:shd w:fill="FFFFFF"/>
             <w:tcMar>
-              <w:top w:w="85" w:type="dxa"/>
-              <w:left w:w="85" w:type="dxa"/>
-              <w:bottom w:w="85" w:type="dxa"/>
-              <w:right w:w="85" w:type="dxa"/>
+              <w:top w:w="90" w:type="dxa"/>
+              <w:left w:w="90" w:type="dxa"/>
+              <w:bottom w:w="90" w:type="dxa"/>
+              <w:right w:w="90" w:type="dxa"/>
             </w:tcMar>
           </w:tcPr>
           <w:p>
             <w:pPr>
-              <w:spacing w:after="60" w:before="60" w:line="245" w:lineRule="auto"/>
+              <w:spacing w:before="80" w:after="80"/>
             </w:pPr>
             <w:r>
               <w:rPr>
                 <w:b w:val="0"/>
-                <w:sz w:val="19"/>
+                <w:sz w:val="20"/>
               </w:rPr>
-              <w:t>Kısmen tamamlandı</w:t>
-            </w:r>
-          </w:p>
-        </w:tc>
-        <w:tc>
-          <w:tcPr>
-            <w:tcW w:type="dxa" w:w="5040"/>
-            <w:vAlign w:val="center"/>
-            <w:shd w:fill="FFFFFF"/>
-            <w:tcMar>
-              <w:top w:w="85" w:type="dxa"/>
-              <w:left w:w="85" w:type="dxa"/>
-              <w:bottom w:w="85" w:type="dxa"/>
-              <w:right w:w="85" w:type="dxa"/>
-            </w:tcMar>
-          </w:tcPr>
-          <w:p>
-            <w:pPr>
-              <w:spacing w:after="60" w:before="60" w:line="245" w:lineRule="auto"/>
-            </w:pPr>
-            <w:r>
-              <w:rPr>
-                <w:b w:val="0"/>
-                <w:sz w:val="19"/>
-              </w:rPr>
-              <w:t>En fazla 8 saniyelik klipler için örnek üretim planı, promptlar ve yerel video eşleme hazır. Yeni model senaryosuna ait tutarlı video seti tamamlanmadı.</w:t>
+              <w:t>Hazır D01 örneğinde çalışıyor; yeni model senaryolarına bağlanmadı.</w:t>
             </w:r>
           </w:p>
         </w:tc>
@@ -426,76 +281,51 @@
         </w:trPr>
         <w:tc>
           <w:tcPr>
-            <w:tcW w:type="dxa" w:w="2952"/>
+            <w:tcW w:type="dxa" w:w="3096"/>
             <w:vAlign w:val="center"/>
             <w:shd w:fill="F7F8FA"/>
             <w:tcMar>
-              <w:top w:w="85" w:type="dxa"/>
-              <w:left w:w="85" w:type="dxa"/>
-              <w:bottom w:w="85" w:type="dxa"/>
-              <w:right w:w="85" w:type="dxa"/>
+              <w:top w:w="90" w:type="dxa"/>
+              <w:left w:w="90" w:type="dxa"/>
+              <w:bottom w:w="90" w:type="dxa"/>
+              <w:right w:w="90" w:type="dxa"/>
             </w:tcMar>
           </w:tcPr>
           <w:p>
             <w:pPr>
-              <w:spacing w:after="60" w:before="60" w:line="245" w:lineRule="auto"/>
+              <w:spacing w:before="80" w:after="80"/>
             </w:pPr>
             <w:r>
               <w:rPr>
                 <w:b w:val="0"/>
-                <w:sz w:val="19"/>
+                <w:sz w:val="20"/>
               </w:rPr>
-              <w:t>İsme yönelme/baş dönüşü analizi</w:t>
+              <w:t>İsme yönelme ve baş dönüşü analizi</w:t>
             </w:r>
           </w:p>
         </w:tc>
         <w:tc>
           <w:tcPr>
-            <w:tcW w:type="dxa" w:w="1944"/>
+            <w:tcW w:type="dxa" w:w="6840"/>
             <w:vAlign w:val="center"/>
             <w:shd w:fill="F7F8FA"/>
             <w:tcMar>
-              <w:top w:w="85" w:type="dxa"/>
-              <w:left w:w="85" w:type="dxa"/>
-              <w:bottom w:w="85" w:type="dxa"/>
-              <w:right w:w="85" w:type="dxa"/>
+              <w:top w:w="90" w:type="dxa"/>
+              <w:left w:w="90" w:type="dxa"/>
+              <w:bottom w:w="90" w:type="dxa"/>
+              <w:right w:w="90" w:type="dxa"/>
             </w:tcMar>
           </w:tcPr>
           <w:p>
             <w:pPr>
-              <w:spacing w:after="60" w:before="60" w:line="245" w:lineRule="auto"/>
+              <w:spacing w:before="80" w:after="80"/>
             </w:pPr>
             <w:r>
               <w:rPr>
                 <w:b w:val="0"/>
-                <w:sz w:val="19"/>
+                <w:sz w:val="20"/>
               </w:rPr>
-              <w:t>Kısmen tamamlandı</w:t>
-            </w:r>
-          </w:p>
-        </w:tc>
-        <w:tc>
-          <w:tcPr>
-            <w:tcW w:type="dxa" w:w="5040"/>
-            <w:vAlign w:val="center"/>
-            <w:shd w:fill="F7F8FA"/>
-            <w:tcMar>
-              <w:top w:w="85" w:type="dxa"/>
-              <w:left w:w="85" w:type="dxa"/>
-              <w:bottom w:w="85" w:type="dxa"/>
-              <w:right w:w="85" w:type="dxa"/>
-            </w:tcMar>
-          </w:tcPr>
-          <w:p>
-            <w:pPr>
-              <w:spacing w:after="60" w:before="60" w:line="245" w:lineRule="auto"/>
-            </w:pPr>
-            <w:r>
-              <w:rPr>
-                <w:b w:val="0"/>
-                <w:sz w:val="19"/>
-              </w:rPr>
-              <w:t>Önceki fizibilite ve etiketleme çalışması var; bu hafta mobil uygulamaya gerçek analiz motoru bağlanmadı.</w:t>
+              <w:t>Önceki fizibilite çalışması var; mobil analiz bağlantısı tamamlanmadı.</w:t>
             </w:r>
           </w:p>
         </w:tc>
@@ -506,76 +336,51 @@
         </w:trPr>
         <w:tc>
           <w:tcPr>
-            <w:tcW w:type="dxa" w:w="2952"/>
+            <w:tcW w:type="dxa" w:w="3096"/>
             <w:vAlign w:val="center"/>
             <w:shd w:fill="FFFFFF"/>
             <w:tcMar>
-              <w:top w:w="85" w:type="dxa"/>
-              <w:left w:w="85" w:type="dxa"/>
-              <w:bottom w:w="85" w:type="dxa"/>
-              <w:right w:w="85" w:type="dxa"/>
+              <w:top w:w="90" w:type="dxa"/>
+              <w:left w:w="90" w:type="dxa"/>
+              <w:bottom w:w="90" w:type="dxa"/>
+              <w:right w:w="90" w:type="dxa"/>
             </w:tcMar>
           </w:tcPr>
           <w:p>
             <w:pPr>
-              <w:spacing w:after="60" w:before="60" w:line="245" w:lineRule="auto"/>
+              <w:spacing w:before="80" w:after="80"/>
             </w:pPr>
             <w:r>
               <w:rPr>
                 <w:b w:val="0"/>
-                <w:sz w:val="19"/>
+                <w:sz w:val="20"/>
               </w:rPr>
-              <w:t>Uygulamaya video yükleme ve iOS kontrolü</w:t>
+              <w:t>Video yükleme ve iOS kontrolü</w:t>
             </w:r>
           </w:p>
         </w:tc>
         <w:tc>
           <w:tcPr>
-            <w:tcW w:type="dxa" w:w="1944"/>
+            <w:tcW w:type="dxa" w:w="6840"/>
             <w:vAlign w:val="center"/>
             <w:shd w:fill="FFFFFF"/>
             <w:tcMar>
-              <w:top w:w="85" w:type="dxa"/>
-              <w:left w:w="85" w:type="dxa"/>
-              <w:bottom w:w="85" w:type="dxa"/>
-              <w:right w:w="85" w:type="dxa"/>
+              <w:top w:w="90" w:type="dxa"/>
+              <w:left w:w="90" w:type="dxa"/>
+              <w:bottom w:w="90" w:type="dxa"/>
+              <w:right w:w="90" w:type="dxa"/>
             </w:tcMar>
           </w:tcPr>
           <w:p>
             <w:pPr>
-              <w:spacing w:after="60" w:before="60" w:line="245" w:lineRule="auto"/>
+              <w:spacing w:before="80" w:after="80"/>
             </w:pPr>
             <w:r>
               <w:rPr>
                 <w:b w:val="0"/>
-                <w:sz w:val="19"/>
+                <w:sz w:val="20"/>
               </w:rPr>
-              <w:t>Temel kontrol tamamlandı; ayrıntılı cihaz doğrulaması açık</w:t>
-            </w:r>
-          </w:p>
-        </w:tc>
-        <w:tc>
-          <w:tcPr>
-            <w:tcW w:type="dxa" w:w="5040"/>
-            <w:vAlign w:val="center"/>
-            <w:shd w:fill="FFFFFF"/>
-            <w:tcMar>
-              <w:top w:w="85" w:type="dxa"/>
-              <w:left w:w="85" w:type="dxa"/>
-              <w:bottom w:w="85" w:type="dxa"/>
-              <w:right w:w="85" w:type="dxa"/>
-            </w:tcMar>
-          </w:tcPr>
-          <w:p>
-            <w:pPr>
-              <w:spacing w:after="60" w:before="60" w:line="245" w:lineRule="auto"/>
-            </w:pPr>
-            <w:r>
-              <w:rPr>
-                <w:b w:val="0"/>
-                <w:sz w:val="19"/>
-              </w:rPr>
-              <w:t>Android emülatöründe video seçme, uygulama içine kopyalama ve oynatma doğrulandı. iOS kontrolü de yapıldı. Cihaz/sürüm ve denenen işlevlerin ayrıntıları henüz bu rapora eklenmedi.</w:t>
+              <w:t>Android’de yerel video seçme ve oynatma denendi. iOS kontrolü yapıldı.</w:t>
             </w:r>
           </w:p>
         </w:tc>
@@ -586,92 +391,63 @@
         </w:trPr>
         <w:tc>
           <w:tcPr>
-            <w:tcW w:type="dxa" w:w="2952"/>
+            <w:tcW w:type="dxa" w:w="3096"/>
             <w:vAlign w:val="center"/>
             <w:shd w:fill="F7F8FA"/>
             <w:tcMar>
-              <w:top w:w="85" w:type="dxa"/>
-              <w:left w:w="85" w:type="dxa"/>
-              <w:bottom w:w="85" w:type="dxa"/>
-              <w:right w:w="85" w:type="dxa"/>
+              <w:top w:w="90" w:type="dxa"/>
+              <w:left w:w="90" w:type="dxa"/>
+              <w:bottom w:w="90" w:type="dxa"/>
+              <w:right w:w="90" w:type="dxa"/>
             </w:tcMar>
           </w:tcPr>
           <w:p>
             <w:pPr>
-              <w:spacing w:after="60" w:before="60" w:line="245" w:lineRule="auto"/>
+              <w:spacing w:before="80" w:after="80"/>
             </w:pPr>
             <w:r>
               <w:rPr>
                 <w:b w:val="0"/>
-                <w:sz w:val="19"/>
+                <w:sz w:val="20"/>
               </w:rPr>
-              <w:t>GitHub üzerinden ilerleme ve eksiklerin raporlanması</w:t>
+              <w:t>GitHub ve ilerleme kaydı</w:t>
             </w:r>
           </w:p>
         </w:tc>
         <w:tc>
           <w:tcPr>
-            <w:tcW w:type="dxa" w:w="1944"/>
+            <w:tcW w:type="dxa" w:w="6840"/>
             <w:vAlign w:val="center"/>
             <w:shd w:fill="F7F8FA"/>
             <w:tcMar>
-              <w:top w:w="85" w:type="dxa"/>
-              <w:left w:w="85" w:type="dxa"/>
-              <w:bottom w:w="85" w:type="dxa"/>
-              <w:right w:w="85" w:type="dxa"/>
+              <w:top w:w="90" w:type="dxa"/>
+              <w:left w:w="90" w:type="dxa"/>
+              <w:bottom w:w="90" w:type="dxa"/>
+              <w:right w:w="90" w:type="dxa"/>
             </w:tcMar>
           </w:tcPr>
           <w:p>
             <w:pPr>
-              <w:spacing w:after="60" w:before="60" w:line="245" w:lineRule="auto"/>
+              <w:spacing w:before="80" w:after="80"/>
             </w:pPr>
             <w:r>
               <w:rPr>
                 <w:b w:val="0"/>
-                <w:sz w:val="19"/>
+                <w:sz w:val="20"/>
               </w:rPr>
-              <w:t>Tamamlandı</w:t>
-            </w:r>
-          </w:p>
-        </w:tc>
-        <w:tc>
-          <w:tcPr>
-            <w:tcW w:type="dxa" w:w="5040"/>
-            <w:vAlign w:val="center"/>
-            <w:shd w:fill="F7F8FA"/>
-            <w:tcMar>
-              <w:top w:w="85" w:type="dxa"/>
-              <w:left w:w="85" w:type="dxa"/>
-              <w:bottom w:w="85" w:type="dxa"/>
-              <w:right w:w="85" w:type="dxa"/>
-            </w:tcMar>
-          </w:tcPr>
-          <w:p>
-            <w:pPr>
-              <w:spacing w:after="60" w:before="60" w:line="245" w:lineRule="auto"/>
-            </w:pPr>
-            <w:r>
-              <w:rPr>
-                <w:b w:val="0"/>
-                <w:sz w:val="19"/>
-              </w:rPr>
-              <w:t>Kod, testler ve devam notları ayrı dala gönderildi; model değerlendirme ve uygulama inceleme raporları hazırlandı.</w:t>
+              <w:t>Değişiklikler, testler ve çalışma notları GitHub’a gönderildi.</w:t>
             </w:r>
           </w:p>
         </w:tc>
       </w:tr>
     </w:tbl>
-    <w:p>
-      <w:pPr>
-        <w:spacing w:after="20"/>
-      </w:pPr>
-    </w:p>
+    <w:p/>
     <w:p>
       <w:pPr>
         <w:pStyle w:val="Heading1"/>
       </w:pPr>
       <w:r>
-        <w:t>Tamamlanan çalışmalar</w:t>
+        <w:t>Tamamladığımız işler</w:t>
       </w:r>
     </w:p>
     <w:p>
@@ -679,17 +455,27 @@
         <w:pStyle w:val="Heading2"/>
       </w:pPr>
       <w:r>
-        <w:t>Mobil uygulamada gerçek yerel model çalıştırma</w:t>
+        <w:t>Yerel model bağlantısı ve denemeler</w:t>
       </w:r>
     </w:p>
     <w:p>
       <w:r>
-        <w:t>Uygulamaya GGUF model dosyasını cihazdan açan gerçek bir yerel çıkarım bağlantısı eklendi. Llama, Qwen ve MiniCPM ile denemeler yapıldı. Modelin ham cevabı, süreleri ve mevcut teknik bilgiler arayüzde gösterildi. Teknik hata olduğunda cevabın yerine hazır şablon koyulmaması sağlandı.</w:t>
+        <w:t>Uygulamanın cihazdaki model dosyasını kullanarak gerçek cevap üretmesini sağladık. Llama, Qwen ve MiniCPM ile denemeler yaptık. Modelin verdiği cevabı değiştirmeden gösterebiliyor, üretim süresini ve bitiş bilgisini görebiliyoruz. Eski üretim yolunun hazır şablon kullandığını fark edip bunu gerçek model üretiminden ayırdık.</w:t>
       </w:r>
     </w:p>
     <w:p>
       <w:r>
-        <w:t>İnceleme sırasında eski “Llama ile üretim” yolunun aslında şablon kullandığı tespit edildi. Bu yolun etiketleri düzeltildi; hazır şablon üretimi ile gerçek model çağrıları ayrıldı.</w:t>
+        <w:t>Qwen ve MiniCPM’i aynı üç Türkçe görevde ikişer kez denedik. Toplam 12 cevabı, istemleri ve süreleriyle birlikte ayrı bir değerlendirme raporunda topladık. Qwen’in ortalama toplam süresi 66,86 saniye, MiniCPM’nin 34,38 saniye oldu. Bu süreler emülatöre ait; gerçek telefon sonucu değil.</w:t>
+      </w:r>
+    </w:p>
+    <w:p>
+      <w:r>
+        <w:t>Qwen cevaplarında ek çağrı, dokunma, tekrar ve istenmeyen çıktı biçimleri gördük. MiniCPM’de istemi tekrar etme ve anlamlı sahne kuramama sorunları daha belirgindi. Qwen’de bir, MiniCPM’de dört cevap 160 token sınırında kesildi. İncelediğimiz bu 12 cevap içinde bütün görev koşullarını karşılayan bir örnek belirleyemedik. Llama’yı da denedik; ancak tam ham kayıtlarını bulamadığımız için aynı sayısal karşılaştırmaya katmadık.</w:t>
+      </w:r>
+    </w:p>
+    <w:p>
+      <w:r>
+        <w:t>Bunun yanında model üzerinde fine-tuning işlemini tamamladık ve eğitilmiş modeli denedik. Sonuçlar yine beklediğimiz düzeyde olmadı. Eğitim adımı tamamlandı; fakat senaryo kalitesiyle ilgili sorun çözülmüş değil. Fine-tuned model için burada ayrı bir başarı oranı vermiyoruz.</w:t>
       </w:r>
     </w:p>
     <w:p>
@@ -697,28 +483,17 @@
         <w:pStyle w:val="Heading2"/>
       </w:pPr>
       <w:r>
-        <w:t>Senaryo içeriğinden graf oluşturma</w:t>
+        <w:t>Senaryodan graf oluşturma</w:t>
       </w:r>
     </w:p>
     <w:p>
       <w:r>
-        <w:t>Senaryonun ortak başlangıcını ve alternatif devam/bitişlerini taşıyan bir giriş yapısı hazırlandı. Sahne kimlikleri ve bağlantıları uygulama tarafından oluşturuluyor; modelden bunları yazması beklenmiyor. Dönüştürücü, senaryo metinlerini koruyarak graf oluşturuyor.</w:t>
+        <w:t>Ortak başlangıç, alternatif devamlar ve bitişlerden oluşan senaryo içeriğini uygulamanın grafa dönüştürmesini sağladık. Sahne kimliklerini ve bağlantıları uygulama oluşturuyor; modelin yazdığı anlatıyı değiştirmiyor. Mevcut dönüşüm tek dallanma düzeyini destekliyor.</w:t>
       </w:r>
     </w:p>
     <w:p>
       <w:r>
-        <w:t>Graf ekranına yakınlaştırma, sürükleme, tümünü gösterme ve sahne ayrıntılarını açma özellikleri eklendi. Geçersiz alanlar ve bağlantılar için yapısal kontroller hazırlandı. Mevcut içerik dönüştürücü, tek dallanma düzeyinde değişken sayıda alternatif destekliyor.</w:t>
-      </w:r>
-    </w:p>
-    <w:p>
-      <w:r>
-        <w:t xml:space="preserve">Qwen’in gerçek cevabından graf oluşturulması Android emülatöründe gösterildi. Modelin eklediği dış Markdown JSON çiti ve tek </w:t>
-      </w:r>
-      <w:r>
-        <w:t>scenarioInput</w:t>
-      </w:r>
-      <w:r>
-        <w:t xml:space="preserve"> sarmalayıcısı için sınırlı biçim normalizasyonu eklendi. Bu işlem eksik anlatıyı tamamlamıyor veya senaryoyu düzeltmiyor. Ham cevap ile kullanıcının düzenlediği kopyanın kaynakları ayrı tutuluyor.</w:t>
+        <w:t>Qwen’in gerçek cevabından graf oluşturmayı emülatörde gösterdik. Graf üzerinde yakınlaştırma, sürükleme ve sahneye dokunarak tam açıklamayı okuma çalışıyor. Modelin eklediği dış JSON kod işaretlerini kabul eden sınırlı bir biçim düzenlemesi de yaptık. Bu işlem senaryodaki tutarsızlıkları düzeltmiyor. Grafın oluşması, içeriğin doğru olduğu anlamına gelmiyor.</w:t>
       </w:r>
     </w:p>
     <w:p>
@@ -726,27 +501,22 @@
         <w:pStyle w:val="Heading2"/>
       </w:pPr>
       <w:r>
-        <w:t>Hazır D01 örneğinde video bağlama ve dallı oynatma</w:t>
+        <w:t>Video bağlama ve seçimli oynatma</w:t>
       </w:r>
     </w:p>
     <w:p>
       <w:r>
-        <w:t>D01 için elle hazırlanmış graf ve ayrı bir klip planı oluşturuldu. Kliplerin her biri en fazla 8 saniyelik üretime uygun planlandı. Ortak başlangıçtan sonra iki alternatif yol bulunuyor.</w:t>
+        <w:t>İsme tepki verme davranışı için elle hazırlanmış D01 grafı ve klip planı oluşturduk. Her video üretiminde en fazla 8 saniye alınabildiği için planı kısa kliplere böldük. Bu sınır toplam senaryo süresi için değil, tek klip için geçerli.</w:t>
       </w:r>
     </w:p>
     <w:p>
       <w:r>
-        <w:t>Her klibe galeriden video seçme, değiştirme, bağlantıyı kaldırma ve önizleme eklendi. Seçilen video uygulamanın belge dizinine kopyalanıyor; eşlemeler plan ve klip kimlikleriyle saklanıyor. Galerideki özgün dosya silinmiyor.</w:t>
+        <w:t>Kliplerin promptlarını kopyalama, galeriden video seçme, değiştirme ve önizleme özellikleri çalışıyor. Videolar uygulama içine kopyalanıyor; bağlantılar yeniden açılışta korunuyor. Kaynak galeri dosyası silinmiyor. Hazır örnekte ortak videodan sonra kullanıcı iki devam yolundan birini seçebiliyor ve oynatma o yoldan ilerliyor.</w:t>
       </w:r>
     </w:p>
     <w:p>
       <w:r>
-        <w:t>Dallı oynatmada klipler gerçek video bitiş olayıyla ilerliyor. Dallanma noktasında kullanıcı seçim yapıyor. Eksik videoda akış duruyor; eksik klip sessizce atlanmıyor. Video bağlama, yeniden açılışta eşlemeyi yükleme, önizleme ve iki alternatif yol Android emülatöründe denendi.</w:t>
-      </w:r>
-    </w:p>
-    <w:p>
-      <w:r>
-        <w:t>Bu kontrollerde aynı test videosu birden fazla klipte kullanıldı. Dolayısıyla oynatma mekanizması gösterildi; bütün sahneler için içerik ve görsel süreklilik doğrulanmış sayılmadı.</w:t>
+        <w:t>Oynatma mekanizmasını denerken aynı test videosunu birden fazla klibe bağladık. Bu nedenle akışın çalıştığını gösterdik; bütün sahneler için uygun ve kesintisiz bir video setini tamamlamış değiliz. Uygulamadaki video yükleme şu anda yerel dosya seçme ve kopyalama anlamına geliyor; sunucuya yükleme değil. iOS kontrolünü de yaptık.</w:t>
       </w:r>
     </w:p>
     <w:p>
@@ -754,59 +524,22 @@
         <w:pStyle w:val="Heading2"/>
       </w:pPr>
       <w:r>
-        <w:t>Güncel davranış kataloğu ve arayüz düzeni</w:t>
+        <w:t>Davranış kataloğu ve ekranlar</w:t>
       </w:r>
     </w:p>
     <w:p>
       <w:r>
-        <w:t xml:space="preserve">Uygulamadaki eski 12 ONT içeriğinin güncel 10 davranış kartıyla birebir aynı olmadığı tespit edildi. Ana panel ve davranış ayrıntıları, </w:t>
-      </w:r>
-      <w:r>
-        <w:t>Davranis_Kartlari_v02.md</w:t>
-      </w:r>
-      <w:r>
-        <w:t xml:space="preserve"> esas alınarak D01–D10 kataloğuna geçirildi. Eski şablon kimlikleri ve video kayıtları yeniden etiketlenmedi.</w:t>
+        <w:t>Ana paneldeki eski 12 davranışın güncel kartlarımızla uyuşmadığını gördük. Ana paneli ve ayrıntı ekranlarını güncel D01–D10 listesine geçirdik. Amaç, hazırlık ve yapılacak işlemi öne aldık; uzun gözlem kurallarıyla teknik bilgileri açılır bölümlere taşıdık. Güncel kartlarda eski risk sınıflarını, klinik eşikleri ve ölçülmemiş başarı yüzdelerini göstermiyoruz.</w:t>
       </w:r>
     </w:p>
     <w:p>
       <w:r>
-        <w:t>Güncel kartlardan risk renkleri, klinik eşik ve ölçülmemiş başarı yüzdeleri çıkarıldı. Ayrıntılarda amaç, hazırlık ve yapılacak işlem öne alındı; uzun gözlem kuralları ve teknik bilgiler açılır bölümlere taşındı. D02–D10 için henüz bulunmayan model/video desteği varmış gibi giriş eklenmedi.</w:t>
+        <w:t>Stüdyo’da senaryo oluşturma girişini üstte topladık. Hazır D01 örneğini ayrı tuttuk; model testleriyle eski şablonları kapalı bölümlere aldık. Böylece kullanıcı ana işlemlere ulaşmak için bütün teknik kartların arasından geçmek zorunda kalmıyor.</w:t>
       </w:r>
     </w:p>
     <w:p>
       <w:r>
-        <w:t>Stüdyo’da senaryodan graf oluşturma girişine doğrudan erişim sağlandı. Hazır D01 örneği ayrı gösterildi; teknik model denemeleri ve eski şablonlar başlangıçta kapalı bölümlerde toplandı.</w:t>
-      </w:r>
-    </w:p>
-    <w:p>
-      <w:pPr>
-        <w:pStyle w:val="Heading2"/>
-      </w:pPr>
-      <w:r>
-        <w:t>iOS kontrolü</w:t>
-      </w:r>
-    </w:p>
-    <w:p>
-      <w:r>
-        <w:t>Uygulamanın iOS kontrolü yapıldı. Bu haftalık hedefin kontrol adımı tamamlandı. Kullanılan cihaz veya simülatör, iOS sürümü ve denenen işlevler bu rapora henüz eklenmedi; bu nedenle yerel model, kamera/galeri ve uzun oturum performansının tamamının doğrulandığı sonucu çıkarılmıyor.</w:t>
-      </w:r>
-    </w:p>
-    <w:p>
-      <w:pPr>
-        <w:pStyle w:val="Heading2"/>
-      </w:pPr>
-      <w:r>
-        <w:t>Veri kaybı ve video hatalarının ele alınması</w:t>
-      </w:r>
-    </w:p>
-    <w:p>
-      <w:r>
-        <w:t>Model taslağının ekran kapatılınca kaybolması yaşandı. Bunun üzerine, metin veya devam eden çıkarım varken geri çıkış onayı eklendi. “Ekranda kal” seçildiğinde taslak korunuyor. Bu koruma hem ekran geri oku hem Android sistem geri hareketiyle denendi. Kalıcı kayıt henüz eklenmedi.</w:t>
-      </w:r>
-    </w:p>
-    <w:p>
-      <w:r>
-        <w:t>Video açılma hatasında sürekli yüklenme yerine hata ve yeniden deneme gösterimi eklendi. Yeni video başarıyla açılmadan önceki çalışan videonun bırakılmaması sağlandı. Kullanıcının seçtiği videoya sabit örnek analiz bulgularının aktarılması engellendi.</w:t>
+        <w:t>Yanlışlıkla geri çıkınca model cevabının kaybolmasını yaşadık. Bunun için dolu taslakla çıkışta onay ekledik; ekranda kalındığında içerik korunuyor. Ayrıca video açılamadığında sürekli yüklenme yerine hata ve yeniden deneme gösteriliyor. Başarısız video seçimi önceki çalışan videoyu bozmuyor. Kullanıcının videosuna sabit örnek analiz bulguları atanmıyor.</w:t>
       </w:r>
     </w:p>
     <w:p>
@@ -814,470 +547,39 @@
         <w:pStyle w:val="Heading1"/>
       </w:pPr>
       <w:r>
-        <w:t>Model denemelerinden elde edilen sonuçlar</w:t>
+        <w:t>Yarıda kalan işler</w:t>
       </w:r>
     </w:p>
     <w:p>
+      <w:pPr>
+        <w:pStyle w:val="ListBullet"/>
+      </w:pPr>
       <w:r>
-        <w:t>Qwen ve MiniCPM için aynı üç Türkçe görev ikişer kez çalıştırıldı. Mevcut 12 ham kayıt üzerinden istemler, tam cevaplar, süreler ve bitiş nedenleri raporlandı.</w:t>
-      </w:r>
-    </w:p>
-    <w:tbl>
-      <w:tblPr>
-        <w:tblW w:type="auto" w:w="0"/>
-        <w:jc w:val="center"/>
-        <w:tblLayout w:type="fixed"/>
-        <w:tblLook w:firstColumn="1" w:firstRow="1" w:lastColumn="0" w:lastRow="0" w:noHBand="0" w:noVBand="1" w:val="04A0"/>
-        <w:tblBorders>
-          <w:top w:val="single" w:sz="4" w:color="D9D9D9"/>
-          <w:left w:val="single" w:sz="4" w:color="D9D9D9"/>
-          <w:bottom w:val="single" w:sz="4" w:color="D9D9D9"/>
-          <w:right w:val="single" w:sz="4" w:color="D9D9D9"/>
-          <w:insideH w:val="single" w:sz="4" w:color="D9D9D9"/>
-          <w:insideV w:val="single" w:sz="4" w:color="D9D9D9"/>
-        </w:tblBorders>
-      </w:tblPr>
-      <w:tblGrid>
-        <w:gridCol w:w="2448"/>
-        <w:gridCol w:w="1584"/>
-        <w:gridCol w:w="1512"/>
-        <w:gridCol w:w="4392"/>
-      </w:tblGrid>
-      <w:tr>
-        <w:trPr>
-          <w:cantSplit/>
-          <w:tblHeader/>
-        </w:trPr>
-        <w:tc>
-          <w:tcPr>
-            <w:tcW w:type="dxa" w:w="2448"/>
-            <w:vAlign w:val="center"/>
-            <w:shd w:fill="E5EBF1"/>
-            <w:tcMar>
-              <w:top w:w="85" w:type="dxa"/>
-              <w:left w:w="85" w:type="dxa"/>
-              <w:bottom w:w="85" w:type="dxa"/>
-              <w:right w:w="85" w:type="dxa"/>
-            </w:tcMar>
-          </w:tcPr>
-          <w:p>
-            <w:pPr>
-              <w:spacing w:after="60" w:before="60" w:line="245" w:lineRule="auto"/>
-            </w:pPr>
-            <w:r>
-              <w:rPr>
-                <w:b/>
-                <w:sz w:val="19"/>
-              </w:rPr>
-              <w:t>Model</w:t>
-            </w:r>
-          </w:p>
-        </w:tc>
-        <w:tc>
-          <w:tcPr>
-            <w:tcW w:type="dxa" w:w="1584"/>
-            <w:vAlign w:val="center"/>
-            <w:shd w:fill="E5EBF1"/>
-            <w:tcMar>
-              <w:top w:w="85" w:type="dxa"/>
-              <w:left w:w="85" w:type="dxa"/>
-              <w:bottom w:w="85" w:type="dxa"/>
-              <w:right w:w="85" w:type="dxa"/>
-            </w:tcMar>
-          </w:tcPr>
-          <w:p>
-            <w:pPr>
-              <w:spacing w:after="60" w:before="60" w:line="245" w:lineRule="auto"/>
-            </w:pPr>
-            <w:r>
-              <w:rPr>
-                <w:b/>
-                <w:sz w:val="19"/>
-              </w:rPr>
-              <w:t>Karşılaştırılabilir kayıt</w:t>
-            </w:r>
-          </w:p>
-        </w:tc>
-        <w:tc>
-          <w:tcPr>
-            <w:tcW w:type="dxa" w:w="1512"/>
-            <w:vAlign w:val="center"/>
-            <w:shd w:fill="E5EBF1"/>
-            <w:tcMar>
-              <w:top w:w="85" w:type="dxa"/>
-              <w:left w:w="85" w:type="dxa"/>
-              <w:bottom w:w="85" w:type="dxa"/>
-              <w:right w:w="85" w:type="dxa"/>
-            </w:tcMar>
-          </w:tcPr>
-          <w:p>
-            <w:pPr>
-              <w:spacing w:after="60" w:before="60" w:line="245" w:lineRule="auto"/>
-            </w:pPr>
-            <w:r>
-              <w:rPr>
-                <w:b/>
-                <w:sz w:val="19"/>
-              </w:rPr>
-              <w:t>Ortalama toplam süre</w:t>
-            </w:r>
-          </w:p>
-        </w:tc>
-        <w:tc>
-          <w:tcPr>
-            <w:tcW w:type="dxa" w:w="4392"/>
-            <w:vAlign w:val="center"/>
-            <w:shd w:fill="E5EBF1"/>
-            <w:tcMar>
-              <w:top w:w="85" w:type="dxa"/>
-              <w:left w:w="85" w:type="dxa"/>
-              <w:bottom w:w="85" w:type="dxa"/>
-              <w:right w:w="85" w:type="dxa"/>
-            </w:tcMar>
-          </w:tcPr>
-          <w:p>
-            <w:pPr>
-              <w:spacing w:after="60" w:before="60" w:line="245" w:lineRule="auto"/>
-            </w:pPr>
-            <w:r>
-              <w:rPr>
-                <w:b/>
-                <w:sz w:val="19"/>
-              </w:rPr>
-              <w:t>Görülen başlıca sorun</w:t>
-            </w:r>
-          </w:p>
-        </w:tc>
-      </w:tr>
-      <w:tr>
-        <w:trPr>
-          <w:cantSplit/>
-        </w:trPr>
-        <w:tc>
-          <w:tcPr>
-            <w:tcW w:type="dxa" w:w="2448"/>
-            <w:vAlign w:val="center"/>
-            <w:shd w:fill="FFFFFF"/>
-            <w:tcMar>
-              <w:top w:w="85" w:type="dxa"/>
-              <w:left w:w="85" w:type="dxa"/>
-              <w:bottom w:w="85" w:type="dxa"/>
-              <w:right w:w="85" w:type="dxa"/>
-            </w:tcMar>
-          </w:tcPr>
-          <w:p>
-            <w:pPr>
-              <w:spacing w:after="60" w:before="60" w:line="245" w:lineRule="auto"/>
-            </w:pPr>
-            <w:r>
-              <w:rPr>
-                <w:b w:val="0"/>
-                <w:sz w:val="19"/>
-              </w:rPr>
-              <w:t>Qwen3-1.7B Q4_K_M</w:t>
-            </w:r>
-          </w:p>
-        </w:tc>
-        <w:tc>
-          <w:tcPr>
-            <w:tcW w:type="dxa" w:w="1584"/>
-            <w:vAlign w:val="center"/>
-            <w:shd w:fill="FFFFFF"/>
-            <w:tcMar>
-              <w:top w:w="85" w:type="dxa"/>
-              <w:left w:w="85" w:type="dxa"/>
-              <w:bottom w:w="85" w:type="dxa"/>
-              <w:right w:w="85" w:type="dxa"/>
-            </w:tcMar>
-          </w:tcPr>
-          <w:p>
-            <w:pPr>
-              <w:spacing w:after="60" w:before="60" w:line="245" w:lineRule="auto"/>
-            </w:pPr>
-            <w:r>
-              <w:rPr>
-                <w:b w:val="0"/>
-                <w:sz w:val="19"/>
-              </w:rPr>
-              <w:t>6</w:t>
-            </w:r>
-          </w:p>
-        </w:tc>
-        <w:tc>
-          <w:tcPr>
-            <w:tcW w:type="dxa" w:w="1512"/>
-            <w:vAlign w:val="center"/>
-            <w:shd w:fill="FFFFFF"/>
-            <w:tcMar>
-              <w:top w:w="85" w:type="dxa"/>
-              <w:left w:w="85" w:type="dxa"/>
-              <w:bottom w:w="85" w:type="dxa"/>
-              <w:right w:w="85" w:type="dxa"/>
-            </w:tcMar>
-          </w:tcPr>
-          <w:p>
-            <w:pPr>
-              <w:spacing w:after="60" w:before="60" w:line="245" w:lineRule="auto"/>
-            </w:pPr>
-            <w:r>
-              <w:rPr>
-                <w:b w:val="0"/>
-                <w:sz w:val="19"/>
-              </w:rPr>
-              <w:t>66,86 saniye</w:t>
-            </w:r>
-          </w:p>
-        </w:tc>
-        <w:tc>
-          <w:tcPr>
-            <w:tcW w:type="dxa" w:w="4392"/>
-            <w:vAlign w:val="center"/>
-            <w:shd w:fill="FFFFFF"/>
-            <w:tcMar>
-              <w:top w:w="85" w:type="dxa"/>
-              <w:left w:w="85" w:type="dxa"/>
-              <w:bottom w:w="85" w:type="dxa"/>
-              <w:right w:w="85" w:type="dxa"/>
-            </w:tcMar>
-          </w:tcPr>
-          <w:p>
-            <w:pPr>
-              <w:spacing w:after="60" w:before="60" w:line="245" w:lineRule="auto"/>
-            </w:pPr>
-            <w:r>
-              <w:rPr>
-                <w:b w:val="0"/>
-                <w:sz w:val="19"/>
-              </w:rPr>
-              <w:t>İstenmeyen ek çağrı/dokunma anlatımları, biçim ihlali ve tekrarlar; bir cevap token sınırında kesildi.</w:t>
-            </w:r>
-          </w:p>
-        </w:tc>
-      </w:tr>
-      <w:tr>
-        <w:trPr>
-          <w:cantSplit/>
-        </w:trPr>
-        <w:tc>
-          <w:tcPr>
-            <w:tcW w:type="dxa" w:w="2448"/>
-            <w:vAlign w:val="center"/>
-            <w:shd w:fill="F7F8FA"/>
-            <w:tcMar>
-              <w:top w:w="85" w:type="dxa"/>
-              <w:left w:w="85" w:type="dxa"/>
-              <w:bottom w:w="85" w:type="dxa"/>
-              <w:right w:w="85" w:type="dxa"/>
-            </w:tcMar>
-          </w:tcPr>
-          <w:p>
-            <w:pPr>
-              <w:spacing w:after="60" w:before="60" w:line="245" w:lineRule="auto"/>
-            </w:pPr>
-            <w:r>
-              <w:rPr>
-                <w:b w:val="0"/>
-                <w:sz w:val="19"/>
-              </w:rPr>
-              <w:t>MiniCPM5-1B-Turkish Q4_K_M</w:t>
-            </w:r>
-          </w:p>
-        </w:tc>
-        <w:tc>
-          <w:tcPr>
-            <w:tcW w:type="dxa" w:w="1584"/>
-            <w:vAlign w:val="center"/>
-            <w:shd w:fill="F7F8FA"/>
-            <w:tcMar>
-              <w:top w:w="85" w:type="dxa"/>
-              <w:left w:w="85" w:type="dxa"/>
-              <w:bottom w:w="85" w:type="dxa"/>
-              <w:right w:w="85" w:type="dxa"/>
-            </w:tcMar>
-          </w:tcPr>
-          <w:p>
-            <w:pPr>
-              <w:spacing w:after="60" w:before="60" w:line="245" w:lineRule="auto"/>
-            </w:pPr>
-            <w:r>
-              <w:rPr>
-                <w:b w:val="0"/>
-                <w:sz w:val="19"/>
-              </w:rPr>
-              <w:t>6</w:t>
-            </w:r>
-          </w:p>
-        </w:tc>
-        <w:tc>
-          <w:tcPr>
-            <w:tcW w:type="dxa" w:w="1512"/>
-            <w:vAlign w:val="center"/>
-            <w:shd w:fill="F7F8FA"/>
-            <w:tcMar>
-              <w:top w:w="85" w:type="dxa"/>
-              <w:left w:w="85" w:type="dxa"/>
-              <w:bottom w:w="85" w:type="dxa"/>
-              <w:right w:w="85" w:type="dxa"/>
-            </w:tcMar>
-          </w:tcPr>
-          <w:p>
-            <w:pPr>
-              <w:spacing w:after="60" w:before="60" w:line="245" w:lineRule="auto"/>
-            </w:pPr>
-            <w:r>
-              <w:rPr>
-                <w:b w:val="0"/>
-                <w:sz w:val="19"/>
-              </w:rPr>
-              <w:t>34,38 saniye</w:t>
-            </w:r>
-          </w:p>
-        </w:tc>
-        <w:tc>
-          <w:tcPr>
-            <w:tcW w:type="dxa" w:w="4392"/>
-            <w:vAlign w:val="center"/>
-            <w:shd w:fill="F7F8FA"/>
-            <w:tcMar>
-              <w:top w:w="85" w:type="dxa"/>
-              <w:left w:w="85" w:type="dxa"/>
-              <w:bottom w:w="85" w:type="dxa"/>
-              <w:right w:w="85" w:type="dxa"/>
-            </w:tcMar>
-          </w:tcPr>
-          <w:p>
-            <w:pPr>
-              <w:spacing w:after="60" w:before="60" w:line="245" w:lineRule="auto"/>
-            </w:pPr>
-            <w:r>
-              <w:rPr>
-                <w:b w:val="0"/>
-                <w:sz w:val="19"/>
-              </w:rPr>
-              <w:t>İstemi kopyalama, anlamsal bozulma ve tekrarlar; dört cevap token sınırında kesildi.</w:t>
-            </w:r>
-          </w:p>
-        </w:tc>
-      </w:tr>
-      <w:tr>
-        <w:trPr>
-          <w:cantSplit/>
-        </w:trPr>
-        <w:tc>
-          <w:tcPr>
-            <w:tcW w:type="dxa" w:w="2448"/>
-            <w:vAlign w:val="center"/>
-            <w:shd w:fill="FFFFFF"/>
-            <w:tcMar>
-              <w:top w:w="85" w:type="dxa"/>
-              <w:left w:w="85" w:type="dxa"/>
-              <w:bottom w:w="85" w:type="dxa"/>
-              <w:right w:w="85" w:type="dxa"/>
-            </w:tcMar>
-          </w:tcPr>
-          <w:p>
-            <w:pPr>
-              <w:spacing w:after="60" w:before="60" w:line="245" w:lineRule="auto"/>
-            </w:pPr>
-            <w:r>
-              <w:rPr>
-                <w:b w:val="0"/>
-                <w:sz w:val="19"/>
-              </w:rPr>
-              <w:t>Llama 3.2-1B Q4_K_M</w:t>
-            </w:r>
-          </w:p>
-        </w:tc>
-        <w:tc>
-          <w:tcPr>
-            <w:tcW w:type="dxa" w:w="1584"/>
-            <w:vAlign w:val="center"/>
-            <w:shd w:fill="FFFFFF"/>
-            <w:tcMar>
-              <w:top w:w="85" w:type="dxa"/>
-              <w:left w:w="85" w:type="dxa"/>
-              <w:bottom w:w="85" w:type="dxa"/>
-              <w:right w:w="85" w:type="dxa"/>
-            </w:tcMar>
-          </w:tcPr>
-          <w:p>
-            <w:pPr>
-              <w:spacing w:after="60" w:before="60" w:line="245" w:lineRule="auto"/>
-            </w:pPr>
-            <w:r>
-              <w:rPr>
-                <w:b w:val="0"/>
-                <w:sz w:val="19"/>
-              </w:rPr>
-              <w:t>Aynı protokolde erişilebilir ham kayıt yok</w:t>
-            </w:r>
-          </w:p>
-        </w:tc>
-        <w:tc>
-          <w:tcPr>
-            <w:tcW w:type="dxa" w:w="1512"/>
-            <w:vAlign w:val="center"/>
-            <w:shd w:fill="FFFFFF"/>
-            <w:tcMar>
-              <w:top w:w="85" w:type="dxa"/>
-              <w:left w:w="85" w:type="dxa"/>
-              <w:bottom w:w="85" w:type="dxa"/>
-              <w:right w:w="85" w:type="dxa"/>
-            </w:tcMar>
-          </w:tcPr>
-          <w:p>
-            <w:pPr>
-              <w:spacing w:after="60" w:before="60" w:line="245" w:lineRule="auto"/>
-            </w:pPr>
-            <w:r>
-              <w:rPr>
-                <w:b w:val="0"/>
-                <w:sz w:val="19"/>
-              </w:rPr>
-              <w:t>Hesaplanamadı</w:t>
-            </w:r>
-          </w:p>
-        </w:tc>
-        <w:tc>
-          <w:tcPr>
-            <w:tcW w:type="dxa" w:w="4392"/>
-            <w:vAlign w:val="center"/>
-            <w:shd w:fill="FFFFFF"/>
-            <w:tcMar>
-              <w:top w:w="85" w:type="dxa"/>
-              <w:left w:w="85" w:type="dxa"/>
-              <w:bottom w:w="85" w:type="dxa"/>
-              <w:right w:w="85" w:type="dxa"/>
-            </w:tcMar>
-          </w:tcPr>
-          <w:p>
-            <w:pPr>
-              <w:spacing w:after="60" w:before="60" w:line="245" w:lineRule="auto"/>
-            </w:pPr>
-            <w:r>
-              <w:rPr>
-                <w:b w:val="0"/>
-                <w:sz w:val="19"/>
-              </w:rPr>
-              <w:t>Ön denemeler yapıldı; tam ham kayıt bulunamadığından nicel kıyasa katılmadı.</w:t>
-            </w:r>
-          </w:p>
-        </w:tc>
-      </w:tr>
-    </w:tbl>
-    <w:p>
-      <w:pPr>
-        <w:spacing w:after="20"/>
-      </w:pPr>
-    </w:p>
-    <w:p>
-      <w:r>
-        <w:t>İncelenen 12 cevap arasında görev koşullarının tamamını karşıladığı gösterilebilen bir cevap belirlenmedi. Bu sonuç, modellerin bütün görevlerde başarısız olduğu anlamına gelmiyor. Değerlendirme belirli istemler, çalışma ayarları ve küçük bir emülatör örnek grubuyla sınırlı.</w:t>
+        <w:t>Model çıktılarının güvenilirliği: Yerel üretim ve fine-tuning denendi, fakat tutarlı senaryo üretimini henüz sağlayamadık. Temel ve eğitilmiş modelin aynı görevlerdeki cevaplarını karşılaştırarak ilerlememiz gerekiyor.</w:t>
       </w:r>
     </w:p>
     <w:p>
+      <w:pPr>
+        <w:pStyle w:val="ListBullet"/>
+      </w:pPr>
       <w:r>
-        <w:t>Sonradan yapılan, daha uzun çıktı sınırına sahip Qwen senaryo–graf denemesi bu tabloya katılmadı. Bu deneme graf dönüşümünün çalıştığını gösterdi; alternatiflerin tutarlılığı sorunları devam etti. Ekran kapatıldığında tam ham cevap kaybedildiğinden bu deneme önceki 12 kayıtla aynı düzeyde arşivlenmiş kanıt olarak sunulmuyor.</w:t>
+        <w:t>Yeni senaryonun video akışı: Modelden oluşan graf ile hazır D01 video planı ayrı çalışıyor. Yeni senaryoya uygun klip planı, prompt ve video bağlantısını tamamlamamız gerekiyor.</w:t>
+      </w:r>
+    </w:p>
+    <w:p>
+      <w:pPr>
+        <w:pStyle w:val="ListBullet"/>
+      </w:pPr>
+      <w:r>
+        <w:t>Diğer davranışların desteği: On davranışın bilgilendirme kartları hazır. D02–D10 için ayrı model istemleri, graf/klip örnekleri ve videolu deneyimler henüz yok.</w:t>
+      </w:r>
+    </w:p>
+    <w:p>
+      <w:pPr>
+        <w:pStyle w:val="ListBullet"/>
+      </w:pPr>
+      <w:r>
+        <w:t>Arayüz temizliği: Ana panel, Stüdyo ve davranış ayrıntıları düzenlendi. Teknik demo ekranında uzun açıklamalar, video sekmesinde eski başlıklar ve örnek rapor metinleri kaldı. Eski ONT-08 şablonunun yanlış göreve gitmesi de açık iş.</w:t>
       </w:r>
     </w:p>
     <w:p>
@@ -1285,67 +587,39 @@
         <w:pStyle w:val="Heading1"/>
       </w:pPr>
       <w:r>
-        <w:t>Yarıda kalan çalışmalar</w:t>
+        <w:t>Eksik kalanlar</w:t>
       </w:r>
     </w:p>
     <w:p>
       <w:pPr>
         <w:pStyle w:val="ListBullet"/>
       </w:pPr>
-      <w:r/>
       <w:r>
-        <w:rPr>
-          <w:b/>
-        </w:rPr>
-        <w:t>Modelden gelen içeriğin güvenilirliği:</w:t>
-      </w:r>
-      <w:r>
-        <w:t xml:space="preserve"> Teknik üretim çalışıyor; fakat kontrollü ve tutarlı senaryo üretimi yeterli değil. Ekip arkadaşımın yürüttüğü model eğitimi sonrasında aynı içerik sözleşmesi ve görevlerle yeniden değerlendirme yapılması gerekiyor. Eğitimin başarı sonucu henüz bu rapor kapsamında doğrulanmadı.</w:t>
+        <w:t>Gerçek video analizi mobil uygulamaya bağlanmadı. İsme yönelme ve baş dönüşü için önceki fizibilite çalışması var; uygulama seçilen videodan ölçüm yapmıyor.</w:t>
       </w:r>
     </w:p>
     <w:p>
       <w:pPr>
         <w:pStyle w:val="ListBullet"/>
       </w:pPr>
-      <w:r/>
       <w:r>
-        <w:rPr>
-          <w:b/>
-        </w:rPr>
-        <w:t>Yeni grafın video hattına aktarılması:</w:t>
-      </w:r>
-      <w:r>
-        <w:t xml:space="preserve"> Modelden oluşan yeni graf ile sabit D01 klip planı ayrı çalışıyor. Yeni senaryoya uygun plan, prompt ve video eşleme bağlantısı henüz kurulmadı.</w:t>
+        <w:t>Model cevabı, düzenlenmiş senaryo ve graf için kalıcı kayıt yok. Geri çıkış uyarısı kazara kaybı azaltıyor; uygulama kapatıldığında geri yükleme sağlamıyor.</w:t>
       </w:r>
     </w:p>
     <w:p>
       <w:pPr>
         <w:pStyle w:val="ListBullet"/>
       </w:pPr>
-      <w:r/>
       <w:r>
-        <w:rPr>
-          <w:b/>
-        </w:rPr>
-        <w:t>D02–D10 desteği:</w:t>
-      </w:r>
-      <w:r>
-        <w:t xml:space="preserve"> Güncel bilgilendirme kataloğu hazır; bu davranışlara özel yerel üretim istemleri, graf/klip örnekleri ve videolu deneyimler tamamlanmadı.</w:t>
+        <w:t>iOS kontrolü yapıldı; cihaz, sürüm ve denenen işlevler ayrıca kayıt altına alınmalı. Galaxy M21 üzerinde fiziksel cihaz testi, çıkarım sırasında tepe RAM, ısınma ve uzun kullanım ölçümleri henüz yapılmadı.</w:t>
       </w:r>
     </w:p>
     <w:p>
       <w:pPr>
         <w:pStyle w:val="ListBullet"/>
       </w:pPr>
-      <w:r/>
       <w:r>
-        <w:rPr>
-          <w:b/>
-        </w:rPr>
-        <w:t>Arayüzün genel sadeleştirilmesi:</w:t>
-      </w:r>
-      <w:r>
-        <w:t xml:space="preserve"> Ana panel, Stüdyo ve davranış ayrıntıları düzenlendi. Teknik demo ekranındaki uzun açıklamalar ve video sekmesindeki bazı eski başlık/örnek rapor gösterimleri hâlâ ele alınmalı.</w:t>
+        <w:t>Üretilen videoların sahne sürekliliği ve gerçek gözlem süreleri ayrıca kontrol edilmeli. Seçilen yolun toplu tekrar oynatımı veya tek video dosyasına dönüştürülmesi henüz yok.</w:t>
       </w:r>
     </w:p>
     <w:p>
@@ -1353,97 +627,17 @@
         <w:pStyle w:val="Heading1"/>
       </w:pPr>
       <w:r>
-        <w:t>Eksik kalan ve doğrulanamayan işler</w:t>
+        <w:t>Kontroller ve GitHub durumu</w:t>
       </w:r>
     </w:p>
     <w:p>
-      <w:pPr>
-        <w:pStyle w:val="ListBullet"/>
-      </w:pPr>
-      <w:r/>
       <w:r>
-        <w:rPr>
-          <w:b/>
-        </w:rPr>
-        <w:t>Gerçek mobil video analizi:</w:t>
-      </w:r>
-      <w:r>
-        <w:t xml:space="preserve"> Seçilen videodan isme yönelme veya baş dönüşü ölçümü yapan analiz hattı uygulamaya bağlı değil. Örnek rapor, gerçek analiz sonucu değil.</w:t>
+        <w:t>Değişikliklerle ilgili testleri ve statik analizleri çalıştırdık. İlgili testler geçti ve analizlerde sorun bulunmadı. Son katalog turunda 27 test geçti; ayrıntı düzenlemesinden sonra ilgili ekran testlerini de tekrar çalıştırdık. Bunları uygulamanın bütün özelliklerinin veya model kalitesinin doğrulandığı şeklinde değerlendirmiyoruz.</w:t>
       </w:r>
     </w:p>
     <w:p>
-      <w:pPr>
-        <w:pStyle w:val="ListBullet"/>
-      </w:pPr>
-      <w:r/>
       <w:r>
-        <w:rPr>
-          <w:b/>
-        </w:rPr>
-        <w:t>Ayrıntılı iOS ve fiziksel cihaz doğrulaması:</w:t>
-      </w:r>
-      <w:r>
-        <w:t xml:space="preserve"> iOS kontrolü yapılmış olmakla birlikte cihaz/sürüm ve işlev bazlı sonuçları bu rapora eklenmeli. Galaxy M21 üzerinde fiziksel cihaz ölçümü yapılmadı. Önceki kaynak incelemesinde tespit edilen iOS izin açıklaması eksiklerinin, kontrol edilen sürümde giderilip giderilmediği ayrıca netleştirilmeli.</w:t>
-      </w:r>
-    </w:p>
-    <w:p>
-      <w:pPr>
-        <w:pStyle w:val="ListBullet"/>
-      </w:pPr>
-      <w:r/>
-      <w:r>
-        <w:rPr>
-          <w:b/>
-        </w:rPr>
-        <w:t>Bellek ve performans:</w:t>
-      </w:r>
-      <w:r>
-        <w:t xml:space="preserve"> Çıkarım sırasında tepe RAM, ısınma ve uzun oturum kararlılığı ölçülmedi. Model dosyası boyutunu RAM gereksinimi olarak değerlendirmiyoruz.</w:t>
-      </w:r>
-    </w:p>
-    <w:p>
-      <w:pPr>
-        <w:pStyle w:val="ListBullet"/>
-      </w:pPr>
-      <w:r/>
-      <w:r>
-        <w:rPr>
-          <w:b/>
-        </w:rPr>
-        <w:t>Kalıcı senaryo kaydı:</w:t>
-      </w:r>
-      <w:r>
-        <w:t xml:space="preserve"> Ham cevap, düzenlenmiş taslak ve oluşan graf ekran kapatıldıktan sonra yeniden açılamıyor. Geri çıkış uyarısı kalıcı arşiv veya süreç kapanmasından kurtarma sağlamıyor.</w:t>
-      </w:r>
-    </w:p>
-    <w:p>
-      <w:pPr>
-        <w:pStyle w:val="ListBullet"/>
-      </w:pPr>
-      <w:r/>
-      <w:r>
-        <w:rPr>
-          <w:b/>
-        </w:rPr>
-        <w:t>Eski şablonlar:</w:t>
-      </w:r>
-      <w:r>
-        <w:t xml:space="preserve"> ONT-08 seçiminin yanlış görev şablonuna gitmesi ve eski şablonlardaki bazı klinik ifadeler açık iş olarak duruyor. Bu yollar güncel 10 kartla eşdeğer değil.</w:t>
-      </w:r>
-    </w:p>
-    <w:p>
-      <w:pPr>
-        <w:pStyle w:val="ListBullet"/>
-      </w:pPr>
-      <w:r/>
-      <w:r>
-        <w:rPr>
-          <w:b/>
-        </w:rPr>
-        <w:t>Video bütünlüğü ve yeniden oynatma:</w:t>
-      </w:r>
-      <w:r>
-        <w:t xml:space="preserve"> Gerçek sahne sürekliliği ve gözlem pencereleri videolardan ayrıca doğrulanmalı. Seçilen yolun toplu tekrar oynatımı ve tek birleştirilmiş video dosyası oluşturma henüz yok.</w:t>
+        <w:t>Emülatörde taslak çıkış uyarısını, video hata ekranını, Stüdyo girişlerini, on davranışın listesini ve D01 ayrıntılarından model demosuna geçişi kontrol ettik. Son değişiklikleri mertcan/senaryo-grafi dalına, 02d7730 commit’iyle gönderdik. Model dosyaları, videolar ve cihazdaki ham kayıtlar commit’e eklenmedi. Ekip içindeki diğer geliştirmelerle birleştirme henüz tamamlanmadı.</w:t>
       </w:r>
     </w:p>
     <w:p>
@@ -1451,54 +645,7 @@
         <w:pStyle w:val="Heading1"/>
       </w:pPr>
       <w:r>
-        <w:t>Doğrulama ve GitHub durumu</w:t>
-      </w:r>
-    </w:p>
-    <w:p>
-      <w:r>
-        <w:t xml:space="preserve">Uygulanan küçük değişiklikler için hedefli testler ve statik analiz çalıştırıldı. Kullanıcının paylaştığı sonuçlarda ilgili testler geçti ve analizlerde </w:t>
-      </w:r>
-      <w:r>
-        <w:t>No issues found!</w:t>
-      </w:r>
-      <w:r>
-        <w:t xml:space="preserve"> sonucu alındı. Son katalog turunda 27 test geçti; ayrıntı düzenlemesi sonrasında ilgili widget testleri de tekrar geçti. Bunlar tek bir tam uygulama test turu olarak sayılmadı.</w:t>
-      </w:r>
-    </w:p>
-    <w:p>
-      <w:r>
-        <w:t>Emülatörde geri çıkış koruması, video hata/yeniden deneme görünümü, Stüdyo giriş düzeni, D01–D10 listesi, D01 ayrıntıları ve demo ekranına geçiş ayrıca kontrol edildi. Kontrollü testler, gerçek model kalitesi veya fiziksel telefon uyumluluğu kanıtı olarak değerlendirilmedi.</w:t>
-      </w:r>
-    </w:p>
-    <w:p>
-      <w:r>
-        <w:t xml:space="preserve">Çalışmalar </w:t>
-      </w:r>
-      <w:r>
-        <w:rPr>
-          <w:b/>
-        </w:rPr>
-        <w:t>mertcan/senaryo-grafi</w:t>
-      </w:r>
-      <w:r>
-        <w:t xml:space="preserve"> dalına gönderildi. Son doğrulanan commit </w:t>
-      </w:r>
-      <w:r>
-        <w:rPr>
-          <w:b/>
-        </w:rPr>
-        <w:t>02d7730</w:t>
-      </w:r>
-      <w:r>
-        <w:t>. Model ağırlıkları, videolar, cihaz kayıtları ve boş demo dosyası bu commit’e eklenmedi. Ekip arkadaşımın kendi sistemiyle birleştirme işlemi henüz bu raporda tamamlandı olarak belirtilmiyor.</w:t>
-      </w:r>
-    </w:p>
-    <w:p>
-      <w:pPr>
-        <w:pStyle w:val="Heading1"/>
-      </w:pPr>
-      <w:r>
-        <w:t>Görüşmede netleştirmek istediğimiz konular</w:t>
+        <w:t>Görüşmede netleştirmek istediklerimiz</w:t>
       </w:r>
     </w:p>
     <w:p>
@@ -1506,7 +653,7 @@
         <w:pStyle w:val="ListNumber"/>
       </w:pPr>
       <w:r>
-        <w:t>İlk gösterim ve teslim için yalnız D01 üzerinde çalışan bir pilot yeterli mi, yoksa 10 davranışın tamamında üretim/video desteği bekleniyor mu?</w:t>
+        <w:t>İlk teslimde D01 üzerinde çalışan bir pilot yeterli mi, yoksa on davranışın tamamında üretim ve video desteği bekleniyor mu?</w:t>
       </w:r>
     </w:p>
     <w:p>
@@ -1514,7 +661,7 @@
         <w:pStyle w:val="ListNumber"/>
       </w:pPr>
       <w:r>
-        <w:t>Normal kullanıcı yeni senaryo üretecek mi, yoksa içerik hazırlayan kişinin kontrol ettiği senaryoları mı deneyimleyecek?</w:t>
+        <w:t>Normal kullanıcı kendi senaryosunu üretecek mi, yoksa önceden hazırlanıp kontrol edilen senaryoları mı deneyimleyecek?</w:t>
       </w:r>
     </w:p>
     <w:p>
@@ -1522,7 +669,7 @@
         <w:pStyle w:val="ListNumber"/>
       </w:pPr>
       <w:r>
-        <w:t>Model taslağının içerik uygunluğu hangi ölçütlerle ve kim tarafından onaylanacak?</w:t>
+        <w:t>Modelin ürettiği senaryonun içerik uygunluğunu kim, hangi ölçütlerle kontrol edecek?</w:t>
       </w:r>
     </w:p>
     <w:p>
@@ -1530,7 +677,7 @@
         <w:pStyle w:val="ListNumber"/>
       </w:pPr>
       <w:r>
-        <w:t>Yeni senaryolar için dış video üretimi ve içerik hazırlama sorumluluğu nasıl paylaşılacak?</w:t>
+        <w:t>Yeni senaryolar için video üretimi ve içerik hazırlama işi nasıl paylaşılacak?</w:t>
       </w:r>
     </w:p>
     <w:p>
@@ -1538,32 +685,12 @@
         <w:pStyle w:val="ListNumber"/>
       </w:pPr>
       <w:r>
-        <w:t>Gerçek video analizinin ilk kapsamı yalnız baş yönelmesi mi olacak; diğer tepki türleri sonraya bırakılabilir mi?</w:t>
-      </w:r>
-    </w:p>
-    <w:p>
-      <w:pPr>
-        <w:pStyle w:val="Heading1"/>
-      </w:pPr>
-      <w:r>
-        <w:t>Sonraki çalışma sırası</w:t>
+        <w:t>Mobil analizde ilk hedef yalnız baş yönelmesi olabilir mi; diğer tepki türleri sonraya bırakılabilir mi?</w:t>
       </w:r>
     </w:p>
     <w:p>
       <w:r>
-        <w:t>Öncelikle doğrulanmış değişiklikler ekip arkadaşımın çalışmasıyla birleştirilecek. Ardından kalan yanıltıcı metinler ve eski şablon hataları giderilecek. Eğitilmiş model hazır olduğunda mevcut senaryo sözleşmesine bağlanıp aynı görevlerle değerlendirilecek. Yeni senaryonun kendi klip planına ve videolarına aktarılması sonraki ana bütünleştirme işi olacak. Yapılmış iOS kontrolünün kapsamı belgelenecek; eksik cihaz ve işlev ölçümleri ile gerçek analiz entegrasyonu ayrı kabul adımları olarak yürütülecek.</w:t>
-      </w:r>
-    </w:p>
-    <w:p>
-      <w:r/>
-      <w:r>
-        <w:rPr>
-          <w:b/>
-        </w:rPr>
-        <w:t>Genel sonuç:</w:t>
-      </w:r>
-      <w:r>
-        <w:t xml:space="preserve"> Bu hafta yerel modelden graf oluşturmaya ve hazır D01 örneğinde videolu dallanmaya kadar iki ayrı çalışan bölüm elde edildi. Bunları tek bir uçtan uca sistem hâline getirme, model içeriğini güvenilir kılma ve gerçek mobil analiz entegrasyonu henüz tamamlanmadı. iOS kontrolü yapıldı; ayrıntılı işlev ve performans kapsamının belgelenmesi açık kaldı.</w:t>
+        <w:t>Sonraki adımda ekipteki geliştirmeleri birleştirip aynı sürüm üzerinden ilerlemeyi planlıyoruz. Model kalitesini iyileştirme çalışması sürerken yeni senaryonun kendi video planına aktarılmasını ve kalan arayüz sorunlarını ele alacağız.</w:t>
       </w:r>
     </w:p>
     <w:sectPr>
@@ -1940,12 +1067,12 @@
     <w:qFormat/>
     <w:rsid w:val="00FC693F"/>
     <w:pPr>
-      <w:spacing w:after="100" w:line="250" w:lineRule="auto"/>
+      <w:spacing w:after="140" w:line="259" w:lineRule="auto"/>
     </w:pPr>
     <w:rPr>
       <w:rFonts w:ascii="Calibri" w:hAnsi="Calibri"/>
       <w:color w:val="000000"/>
-      <w:sz w:val="21"/>
+      <w:sz w:val="22"/>
     </w:rPr>
   </w:style>
   <w:style w:type="paragraph" w:styleId="Header">
